--- a/1. FLOODSENSE-MAIN/MAIN FILESS/FloodSense_Chapter_1_MAIN.docx
+++ b/1. FLOODSENSE-MAIN/MAIN FILESS/FloodSense_Chapter_1_MAIN.docx
@@ -1,6 +1,6 @@
 
 <file path=word/document.xml><?xml version="1.0" encoding="utf-8"?>
-<w:document xmlns:wpc="http://schemas.microsoft.com/office/word/2010/wordprocessingCanvas" xmlns:cx="http://schemas.microsoft.com/office/drawing/2014/chartex" xmlns:cx1="http://schemas.microsoft.com/office/drawing/2015/9/8/chartex" xmlns:cx2="http://schemas.microsoft.com/office/drawing/2015/10/21/chartex" xmlns:cx3="http://schemas.microsoft.com/office/drawing/2016/5/9/chartex" xmlns:cx4="http://schemas.microsoft.com/office/drawing/2016/5/10/chartex" xmlns:cx5="http://schemas.microsoft.com/office/drawing/2016/5/11/chartex" xmlns:cx6="http://schemas.microsoft.com/office/drawing/2016/5/12/chartex" xmlns:cx7="http://schemas.microsoft.com/office/drawing/2016/5/13/chartex" xmlns:cx8="http://schemas.microsoft.com/office/drawing/2016/5/14/chartex" xmlns:mc="http://schemas.openxmlformats.org/markup-compatibility/2006" xmlns:aink="http://schemas.microsoft.com/office/drawing/2016/ink" xmlns:am3d="http://schemas.microsoft.com/office/drawing/2017/model3d" xmlns:o="urn:schemas-microsoft-com:office:office" xmlns:r="http://schemas.openxmlformats.org/officeDocument/2006/relationships" xmlns:m="http://schemas.openxmlformats.org/officeDocument/2006/math" xmlns:v="urn:schemas-microsoft-com:vml" xmlns:wp14="http://schemas.microsoft.com/office/word/2010/wordprocessingDrawing" xmlns:wp="http://schemas.openxmlformats.org/drawingml/2006/wordprocessingDrawing" xmlns:w10="urn:schemas-microsoft-com:office:word" xmlns:w="http://schemas.openxmlformats.org/wordprocessingml/2006/main" xmlns:w14="http://schemas.microsoft.com/office/word/2010/wordml" xmlns:w15="http://schemas.microsoft.com/office/word/2012/wordml" xmlns:w16cex="http://schemas.microsoft.com/office/word/2018/wordml/cex" xmlns:w16cid="http://schemas.microsoft.com/office/word/2016/wordml/cid" xmlns:w16="http://schemas.microsoft.com/office/word/2018/wordml" xmlns:w16sdtdh="http://schemas.microsoft.com/office/word/2020/wordml/sdtdatahash" xmlns:w16se="http://schemas.microsoft.com/office/word/2015/wordml/symex" xmlns:wpg="http://schemas.microsoft.com/office/word/2010/wordprocessingGroup" xmlns:wpi="http://schemas.microsoft.com/office/word/2010/wordprocessingInk" xmlns:wne="http://schemas.microsoft.com/office/word/2006/wordml" xmlns:wps="http://schemas.microsoft.com/office/word/2010/wordprocessingShape" mc:Ignorable="w14 w15 w16se w16cid w16 w16cex w16sdtdh wp14">
+<w:document xmlns:wpc="http://schemas.microsoft.com/office/word/2010/wordprocessingCanvas" xmlns:cx="http://schemas.microsoft.com/office/drawing/2014/chartex" xmlns:cx1="http://schemas.microsoft.com/office/drawing/2015/9/8/chartex" xmlns:cx2="http://schemas.microsoft.com/office/drawing/2015/10/21/chartex" xmlns:cx3="http://schemas.microsoft.com/office/drawing/2016/5/9/chartex" xmlns:cx4="http://schemas.microsoft.com/office/drawing/2016/5/10/chartex" xmlns:cx5="http://schemas.microsoft.com/office/drawing/2016/5/11/chartex" xmlns:cx6="http://schemas.microsoft.com/office/drawing/2016/5/12/chartex" xmlns:cx7="http://schemas.microsoft.com/office/drawing/2016/5/13/chartex" xmlns:cx8="http://schemas.microsoft.com/office/drawing/2016/5/14/chartex" xmlns:mc="http://schemas.openxmlformats.org/markup-compatibility/2006" xmlns:aink="http://schemas.microsoft.com/office/drawing/2016/ink" xmlns:am3d="http://schemas.microsoft.com/office/drawing/2017/model3d" xmlns:o="urn:schemas-microsoft-com:office:office" xmlns:r="http://schemas.openxmlformats.org/officeDocument/2006/relationships" xmlns:m="http://schemas.openxmlformats.org/officeDocument/2006/math" xmlns:v="urn:schemas-microsoft-com:vml" xmlns:wp14="http://schemas.microsoft.com/office/word/2010/wordprocessingDrawing" xmlns:wp="http://schemas.openxmlformats.org/drawingml/2006/wordprocessingDrawing" xmlns:w10="urn:schemas-microsoft-com:office:word" xmlns:w="http://schemas.openxmlformats.org/wordprocessingml/2006/main" xmlns:w14="http://schemas.microsoft.com/office/word/2010/wordml" xmlns:w15="http://schemas.microsoft.com/office/word/2012/wordml" xmlns:w16cid="http://schemas.microsoft.com/office/word/2016/wordml/cid" xmlns:w16se="http://schemas.microsoft.com/office/word/2015/wordml/symex" xmlns:wpg="http://schemas.microsoft.com/office/word/2010/wordprocessingGroup" xmlns:wpi="http://schemas.microsoft.com/office/word/2010/wordprocessingInk" xmlns:wne="http://schemas.microsoft.com/office/word/2006/wordml" xmlns:wps="http://schemas.microsoft.com/office/word/2010/wordprocessingShape" mc:Ignorable="w14 w15 w16se w16cid wp14">
   <w:body>
     <w:p>
       <w:pPr>
@@ -632,21 +632,7 @@
         <w:rPr>
           <w:rFonts w:eastAsia="Arial"/>
         </w:rPr>
-        <w:t xml:space="preserve">The Android application presents the assessment through a dynamic GIS-style map </w:t>
-      </w:r>
-      <w:proofErr w:type="gramStart"/>
-      <w:r>
-        <w:rPr>
-          <w:rFonts w:eastAsia="Arial"/>
-        </w:rPr>
-        <w:t>that users</w:t>
-      </w:r>
-      <w:proofErr w:type="gramEnd"/>
-      <w:r>
-        <w:rPr>
-          <w:rFonts w:eastAsia="Arial"/>
-        </w:rPr>
-        <w:t xml:space="preserve"> can pan and zoom. Selectable geographic polygons display </w:t>
+        <w:t xml:space="preserve">The Android application presents the assessment through a dynamic GIS-style map that users can pan and zoom. Selectable geographic polygons display </w:t>
       </w:r>
       <w:r>
         <w:rPr>
@@ -853,7 +839,21 @@
         <w:rPr>
           <w:rFonts w:eastAsia="Arial"/>
         </w:rPr>
-        <w:t>The theoretical framework of FLOODSENSE: AN ANDROID-BASED EXPERT SYSTEM FOR FLOOD SUSCEPTIBILITY ASSESSMENT AND PRE-EVENT PREPAREDNESS IN BACOOR CITY illustrates how a Rule-Based Expert System, a dynamic Geographic Information System map, and a separate Decision Support System are integrated into an Android and web platform to provide location-specific flood susceptibility information and pre-event preparedness support to residents of Bacoor City. Approved institutional data and expert-validated knowledge are managed through the Django Web Administration System and stored in PostgreSQL with PostGIS. The Flutter Android application communicates with the Django backend through secured application programming interfaces to request assessments, maps, explanations, preparedness guidance, and verified evacuation resources. The framework keeps susceptibility classification, preparedness guidance, spatial visualization, and administrative publishing as coordinated but clearly defined functions.</w:t>
+        <w:t xml:space="preserve">The theoretical framework of </w:t>
+      </w:r>
+      <w:r>
+        <w:rPr>
+          <w:rFonts w:eastAsia="Arial"/>
+        </w:rPr>
+        <w:t xml:space="preserve">FloodSense system </w:t>
+      </w:r>
+      <w:bookmarkStart w:id="0" w:name="_GoBack"/>
+      <w:bookmarkEnd w:id="0"/>
+      <w:r>
+        <w:rPr>
+          <w:rFonts w:eastAsia="Arial"/>
+        </w:rPr>
+        <w:t>illustrates how a Rule-Based Expert System, a dynamic Geographic Information System map, and a separate Decision Support System are integrated into an Android and web platform to provide location-specific flood susceptibility information and pre-event preparedness support to residents of Bacoor City. Approved institutional data and expert-validated knowledge are managed through the Django Web Administration System and stored in PostgreSQL with PostGIS. The Flutter Android application communicates with the Django backend through secured application programming interfaces to request assessments, maps, explanations, preparedness guidance, and verified evacuation resources. The framework keeps susceptibility classification, preparedness guidance, spatial visualization, and administrative publishing as coordinated but clearly defined functions.</w:t>
       </w:r>
     </w:p>
     <w:p>
@@ -893,14 +893,14 @@
         <w:rPr>
           <w:rFonts w:eastAsia="Arial"/>
         </w:rPr>
-        <w:t xml:space="preserve"> This module allows the resident to define the assessment scenario through plain-language rainfall intensity </w:t>
+        <w:t xml:space="preserve"> This module allows the resident to define the assessment scenario through plain-language rainfall intensity and duration selections. The baseline intensity labels are Light, Moderate, Heavy, Intense, and Torrential, while the supported durations may include 1, 3, 6, 12, and 24 </w:t>
       </w:r>
       <w:r>
         <w:rPr>
           <w:rFonts w:eastAsia="Arial"/>
         </w:rPr>
         <w:lastRenderedPageBreak/>
-        <w:t>and duration selections. The baseline intensity labels are Light, Moderate, Heavy, Intense, and Torrential, while the supported durations may include 1, 3, 6, 12, and 24 hours. The internal thresholds and wording must follow the final PAGASA reference approved for the study. The resident may select a supported area from the map or manually place a pin through Check My Area. The selected rainfall values and location are planning inputs for the current request; they do not prove current weather conditions or the resident's actual physical location. Unsupported combinations produce a limitation response instead of an assumed classification.</w:t>
+        <w:t>hours. The internal thresholds and wording must follow the final PAGASA reference approved for the study. The resident may select a supported area from the map or manually place a pin through Check My Area. The selected rainfall values and location are planning inputs for the current request; they do not prove current weather conditions or the resident's actual physical location. Unsupported combinations produce a limitation response instead of an assumed classification.</w:t>
       </w:r>
     </w:p>
     <w:p>
@@ -940,14 +940,7 @@
         <w:rPr>
           <w:rFonts w:eastAsia="Arial"/>
         </w:rPr>
-        <w:t xml:space="preserve"> This module provides the controlled connection between the Android application, administrative workspace, processing services, and database. Django handles server-side authentication, permissions, validation, business logic, and administrative functions. Django REST Framework receives and returns secured JSON and GeoJSON data for the mobile application. GeoDjango provides the spatial models and operations used to store and query polygons and points. When Check My Area submits a coordinate, GeoDjango and PostGIS perform a point-in-polygon query and return the most specific supported </w:t>
-      </w:r>
-      <w:r>
-        <w:rPr>
-          <w:rFonts w:eastAsia="Arial"/>
-        </w:rPr>
-        <w:lastRenderedPageBreak/>
-        <w:t>zone. Neither the Android application nor the administrator's browser connects directly to the database; all operations pass through the controlled Django services.</w:t>
+        <w:t xml:space="preserve"> This module provides the controlled connection between the Android application, administrative workspace, processing services, and database. Django handles server-side authentication, permissions, validation, business logic, and administrative functions. Django REST Framework receives and returns secured JSON and GeoJSON data for the mobile application. GeoDjango provides the spatial models and operations used to store and query polygons and points. When Check My Area submits a coordinate, GeoDjango and PostGIS perform a point-in-polygon query and return the most specific supported zone. Neither the Android application nor the administrator's browser connects directly to the database; all operations pass through the controlled Django services.</w:t>
       </w:r>
     </w:p>
     <w:p>
@@ -961,6 +954,7 @@
           <w:rFonts w:eastAsia="Arial"/>
           <w:b/>
         </w:rPr>
+        <w:lastRenderedPageBreak/>
         <w:t>Rule-Based Expert System Assessment Module.</w:t>
       </w:r>
       <w:r>
@@ -1007,14 +1001,14 @@
         <w:rPr>
           <w:rFonts w:eastAsia="Arial"/>
         </w:rPr>
-        <w:t xml:space="preserve"> This module presents the assessment in both summary and detailed form. The Results Summary lists supported areas with their current susceptibility badges and may allow searching or filtering by barangay or class. The detailed result identifies the resolved area, parent barangay, rainfall intensity and duration, susceptibility class, plain-language meaning, </w:t>
+        <w:t xml:space="preserve"> This module presents the assessment in both summary and detailed form. The Results Summary lists supported areas with their current susceptibility badges and may allow searching or filtering by barangay or class. The detailed result identifies the resolved area, parent barangay, rainfall intensity and duration, susceptibility class, plain-language meaning, matched rule or decision-table basis, summarized conditions, source and version information, update date, and any limitation state. The same zone, scenario, and </w:t>
       </w:r>
       <w:r>
         <w:rPr>
           <w:rFonts w:eastAsia="Arial"/>
         </w:rPr>
         <w:lastRenderedPageBreak/>
-        <w:t>matched rule or decision-table basis, summarized conditions, source and version information, update date, and any limitation state. The same zone, scenario, and published rule version must produce the same result on the map, in Check My Area, and in the context given to the Decision Support System. A result is marked outdated when its scenario, location, or controlling version changes.</w:t>
+        <w:t>published rule version must produce the same result on the map, in Check My Area, and in the context given to the Decision Support System. A result is marked outdated when its scenario, location, or controlling version changes.</w:t>
       </w:r>
     </w:p>
     <w:p>
@@ -1074,14 +1068,14 @@
         <w:rPr>
           <w:rFonts w:eastAsia="Arial"/>
         </w:rPr>
-        <w:t xml:space="preserve"> This module allows authenticated residents to view or update approved profile and convenience information, including </w:t>
+        <w:t xml:space="preserve"> This module allows authenticated residents to view or update approved profile and convenience information, including their display name, email address, home barangay, optional default rainfall scenario, password actions, privacy information, and logout. Passwords are securely processed </w:t>
       </w:r>
       <w:r>
         <w:rPr>
           <w:rFonts w:eastAsia="Arial"/>
         </w:rPr>
         <w:lastRenderedPageBreak/>
-        <w:t>their display name, email address, home barangay, optional default rainfall scenario, password actions, privacy information, and logout. Passwords are securely processed by Django and are never shown to administrators in plain text. A manually placed Check My Area coordinate and DSS answers are used to complete the requested operation and are not retained as continuous location or behavior history by default. Resident accounts do not permit editing of Expert System rules, Decision Support System content, official map geometry, rainfall references, or evacuation-center records.</w:t>
+        <w:t>by Django and are never shown to administrators in plain text. A manually placed Check My Area coordinate and DSS answers are used to complete the requested operation and are not retained as continuous location or behavior history by default. Resident accounts do not permit editing of Expert System rules, Decision Support System content, official map geometry, rainfall references, or evacuation-center records.</w:t>
       </w:r>
     </w:p>
     <w:p>
@@ -1127,8 +1121,14 @@
         <w:rPr>
           <w:rFonts w:eastAsia="Arial"/>
         </w:rPr>
+        <w:t xml:space="preserve">The diagram presents FloodSense through a top-to-bottom organization. The Internet connection appears above the FloodSense system, the resident and administrator actors appear on the left, approved institutional sources and external </w:t>
+      </w:r>
+      <w:r>
+        <w:rPr>
+          <w:rFonts w:eastAsia="Arial"/>
+        </w:rPr>
         <w:lastRenderedPageBreak/>
-        <w:t>The diagram presents FloodSense through a top-to-bottom organization. The Internet connection appears above the FloodSense system, the resident and administrator actors appear on the left, approved institutional sources and external display services appear on the right, and the authoritative PostgreSQL/PostGIS database appears below. The stacked modules inside the system boundary show the functions that process user inputs, institutional knowledge, susceptibility rules, spatial data, results, preparedness guidance, evacuation resources, and account information.</w:t>
+        <w:t>display services appear on the right, and the authoritative PostgreSQL/PostGIS database appears below. The stacked modules inside the system boundary show the functions that process user inputs, institutional knowledge, susceptibility rules, spatial data, results, preparedness guidance, evacuation resources, and account information.</w:t>
       </w:r>
     </w:p>
     <w:p>
@@ -1329,7 +1329,7 @@
               </wp:anchor>
             </w:drawing>
           </mc:Choice>
-          <mc:Fallback>
+          <mc:Fallback xmlns:w16sdtdh="http://schemas.microsoft.com/office/word/2020/wordml/sdtdatahash" xmlns:w16="http://schemas.microsoft.com/office/word/2018/wordml" xmlns:w16cex="http://schemas.microsoft.com/office/word/2018/wordml/cex">
             <w:pict>
               <v:line w14:anchorId="1896C0F6" id="Straight Connector 169" o:spid="_x0000_s1026" style="position:absolute;flip:x y;z-index:251675648;visibility:visible;mso-wrap-style:square;mso-wrap-distance-left:9pt;mso-wrap-distance-top:0;mso-wrap-distance-right:9pt;mso-wrap-distance-bottom:0;mso-position-horizontal:absolute;mso-position-horizontal-relative:text;mso-position-vertical:absolute;mso-position-vertical-relative:text" from="57.75pt,383.65pt" to="127.7pt,384.15pt" o:gfxdata="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" strokecolor="black [3213]" strokeweight="1pt">
                 <v:shadow on="t" color="black" opacity="24903f" origin=",.5" offset="0,.55556mm"/>
@@ -1406,7 +1406,7 @@
               </wp:anchor>
             </w:drawing>
           </mc:Choice>
-          <mc:Fallback>
+          <mc:Fallback xmlns:w16sdtdh="http://schemas.microsoft.com/office/word/2020/wordml/sdtdatahash" xmlns:w16="http://schemas.microsoft.com/office/word/2018/wordml" xmlns:w16cex="http://schemas.microsoft.com/office/word/2018/wordml/cex">
             <w:pict>
               <v:shapetype w14:anchorId="4E175EA9" id="_x0000_t32" coordsize="21600,21600" o:spt="32" o:oned="t" path="m,l21600,21600e" filled="f">
                 <v:path arrowok="t" fillok="f" o:connecttype="none"/>
@@ -1488,7 +1488,7 @@
               </wp:anchor>
             </w:drawing>
           </mc:Choice>
-          <mc:Fallback>
+          <mc:Fallback xmlns:w16sdtdh="http://schemas.microsoft.com/office/word/2020/wordml/sdtdatahash" xmlns:w16="http://schemas.microsoft.com/office/word/2018/wordml" xmlns:w16cex="http://schemas.microsoft.com/office/word/2018/wordml/cex">
             <w:pict>
               <v:shape w14:anchorId="0466CC7C" id="Straight Arrow Connector 173" o:spid="_x0000_s1026" type="#_x0000_t32" style="position:absolute;margin-left:232.1pt;margin-top:687.8pt;width:0;height:24.85pt;z-index:251684864;visibility:visible;mso-wrap-style:square;mso-width-percent:0;mso-height-percent:0;mso-wrap-distance-left:9pt;mso-wrap-distance-top:0;mso-wrap-distance-right:9pt;mso-wrap-distance-bottom:0;mso-position-horizontal:absolute;mso-position-horizontal-relative:text;mso-position-vertical:absolute;mso-position-vertical-relative:text;mso-width-percent:0;mso-height-percent:0;mso-width-relative:margin;mso-height-relative:margin" o:gfxdata="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" strokecolor="black [3213]" strokeweight="1pt">
                 <v:stroke endarrow="open"/>
@@ -1604,7 +1604,7 @@
               </wp:anchor>
             </w:drawing>
           </mc:Choice>
-          <mc:Fallback>
+          <mc:Fallback xmlns:w16sdtdh="http://schemas.microsoft.com/office/word/2020/wordml/sdtdatahash" xmlns:w16="http://schemas.microsoft.com/office/word/2018/wordml" xmlns:w16cex="http://schemas.microsoft.com/office/word/2018/wordml/cex">
             <w:pict>
               <v:shapetype w14:anchorId="23964767" id="_x0000_t22" coordsize="21600,21600" o:spt="22" adj="5400" path="m10800,qx0@1l0@2qy10800,21600,21600@2l21600@1qy10800,xem0@1qy10800@0,21600@1nfe">
                 <v:formulas>
@@ -1731,7 +1731,7 @@
               </wp:anchor>
             </w:drawing>
           </mc:Choice>
-          <mc:Fallback>
+          <mc:Fallback xmlns:w16sdtdh="http://schemas.microsoft.com/office/word/2020/wordml/sdtdatahash" xmlns:w16="http://schemas.microsoft.com/office/word/2018/wordml" xmlns:w16cex="http://schemas.microsoft.com/office/word/2018/wordml/cex">
             <w:pict>
               <v:shape w14:anchorId="596C840C" id="Straight Arrow Connector 172" o:spid="_x0000_s1026" type="#_x0000_t32" style="position:absolute;margin-left:280.15pt;margin-top:56.65pt;width:0;height:24.9pt;z-index:251682816;visibility:visible;mso-wrap-style:square;mso-wrap-distance-left:9pt;mso-wrap-distance-top:0;mso-wrap-distance-right:9pt;mso-wrap-distance-bottom:0;mso-position-horizontal:absolute;mso-position-horizontal-relative:text;mso-position-vertical:absolute;mso-position-vertical-relative:text" o:gfxdata="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" strokecolor="black [3213]" strokeweight="1pt">
                 <v:stroke endarrow="open"/>
@@ -1827,7 +1827,7 @@
               </wp:anchor>
             </w:drawing>
           </mc:Choice>
-          <mc:Fallback>
+          <mc:Fallback xmlns:w16sdtdh="http://schemas.microsoft.com/office/word/2020/wordml/sdtdatahash" xmlns:w16="http://schemas.microsoft.com/office/word/2018/wordml" xmlns:w16cex="http://schemas.microsoft.com/office/word/2018/wordml/cex">
             <w:pict>
               <v:shape w14:anchorId="07AA5569" id="FS_Internet_1" o:spid="_x0000_s1027" alt="INTERNET" style="position:absolute;left:0;text-align:left;margin-left:218.1pt;margin-top:2.05pt;width:118pt;height:54pt;z-index:251628544;visibility:visible;mso-wrap-style:square;mso-wrap-distance-left:9pt;mso-wrap-distance-top:0;mso-wrap-distance-right:9pt;mso-wrap-distance-bottom:0;mso-position-horizontal:absolute;mso-position-horizontal-relative:text;mso-position-vertical:absolute;mso-position-vertical-relative:text;v-text-anchor:middle" coordsize="43200,43200" o:spt="100" o:gfxdata="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" adj="-11796480,,5400" path="m3900,14370c3629,11657,4261,8921,5623,6907,7775,3726,11264,3017,14005,5202,15678,909,19914,22,22456,3432,23097,1683,24328,474,25749,200v1564,-302,3126,570,4084,2281c31215,267,33501,-460,35463,690v1495,876,2567,2710,2855,4886c40046,6218,41422,7998,41982,10318v407,1684,349,3513,-164,5142c43079,17694,43520,20590,43016,23322v-670,3632,-2888,6352,-5612,6882c37391,32471,36658,34621,35395,36101v-1919,2249,-4691,2538,-6840,714c27860,39948,25999,42343,23667,43106v-2748,899,-5616,-633,-7187,-3840c12772,42310,7956,40599,5804,35472,3690,35809,1705,34024,1110,31250,679,29243,1060,27077,2113,25551,619,24354,-213,22057,-5,19704,239,16949,1845,14791,3863,14507v12,-46,25,-91,37,-137xem4693,26177nfc3809,26271,2925,25993,2160,25380t4768,9519nfc6573,35092,6200,35220,5820,35280t10658,3810nfc16211,38544,15987,37961,15810,37350m28827,34751nfc28788,35398,28698,36038,28560,36660m34129,22954nfc36133,24282,37398,27058,37380,30090m41798,15354nfc41473,16386,40978,17302,40350,18030m38324,5426nfc38379,5843,38405,6266,38400,6690m29078,3952nfc29267,3369,29516,2826,29820,2340m22141,4720nfc22218,4238,22339,3771,22500,3330m14000,5192nfc14472,5568,14908,6021,15300,6540m4127,15789nfc4024,15325,3948,14851,3900,14370e" strokecolor="#8e8e8e" strokeweight="1pt">
                 <v:stroke joinstyle="miter"/>
@@ -1956,7 +1956,7 @@
               </wp:anchor>
             </w:drawing>
           </mc:Choice>
-          <mc:Fallback>
+          <mc:Fallback xmlns:w16sdtdh="http://schemas.microsoft.com/office/word/2020/wordml/sdtdatahash" xmlns:w16="http://schemas.microsoft.com/office/word/2018/wordml" xmlns:w16cex="http://schemas.microsoft.com/office/word/2018/wordml/cex">
             <w:pict>
               <v:shapetype w14:anchorId="07C96747" id="_x0000_t202" coordsize="21600,21600" o:spt="202" path="m,l,21600r21600,l21600,xe">
                 <v:stroke joinstyle="miter"/>
@@ -2079,7 +2079,7 @@
               </wp:anchor>
             </w:drawing>
           </mc:Choice>
-          <mc:Fallback>
+          <mc:Fallback xmlns:w16sdtdh="http://schemas.microsoft.com/office/word/2020/wordml/sdtdatahash" xmlns:w16="http://schemas.microsoft.com/office/word/2018/wordml" xmlns:w16cex="http://schemas.microsoft.com/office/word/2018/wordml/cex">
             <w:pict>
               <v:roundrect w14:anchorId="0AAF524D" id="FS_SystemBoundary_4" o:spid="_x0000_s1029" style="position:absolute;left:0;text-align:left;margin-left:143.6pt;margin-top:81.5pt;width:270pt;height:605.95pt;z-index:251630592;visibility:visible;mso-wrap-style:square;mso-wrap-distance-left:9pt;mso-wrap-distance-top:0;mso-wrap-distance-right:9pt;mso-wrap-distance-bottom:0;mso-position-horizontal:absolute;mso-position-horizontal-relative:text;mso-position-vertical:absolute;mso-position-vertical-relative:text;v-text-anchor:middle" arcsize="10923f" o:gfxdata="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" fillcolor="#fffcd3" strokecolor="#eab528" strokeweight="1pt">
                 <v:fill opacity="61680f"/>
@@ -2211,7 +2211,7 @@
               </wp:anchor>
             </w:drawing>
           </mc:Choice>
-          <mc:Fallback>
+          <mc:Fallback xmlns:w16sdtdh="http://schemas.microsoft.com/office/word/2020/wordml/sdtdatahash" xmlns:w16="http://schemas.microsoft.com/office/word/2018/wordml" xmlns:w16cex="http://schemas.microsoft.com/office/word/2018/wordml/cex">
             <w:pict>
               <v:shape w14:anchorId="4363BCBD" id="FS_Label_5" o:spid="_x0000_s1030" type="#_x0000_t202" alt="FloodSense Android Expert System and Web Administration" style="position:absolute;left:0;text-align:left;margin-left:159pt;margin-top:87.45pt;width:240pt;height:36pt;z-index:251631616;visibility:visible;mso-wrap-style:square;mso-wrap-distance-left:9pt;mso-wrap-distance-top:0;mso-wrap-distance-right:9pt;mso-wrap-distance-bottom:0;mso-position-horizontal:absolute;mso-position-horizontal-relative:text;mso-position-vertical:absolute;mso-position-vertical-relative:text;v-text-anchor:middle" o:gfxdata="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" filled="f" stroked="f" strokeweight=".5pt">
                 <v:textbox inset="4pt,2pt,4pt,2pt">
@@ -2326,7 +2326,7 @@
               </wp:anchor>
             </w:drawing>
           </mc:Choice>
-          <mc:Fallback>
+          <mc:Fallback xmlns:w16sdtdh="http://schemas.microsoft.com/office/word/2020/wordml/sdtdatahash" xmlns:w16="http://schemas.microsoft.com/office/word/2018/wordml" xmlns:w16cex="http://schemas.microsoft.com/office/word/2018/wordml/cex">
             <w:pict>
               <v:shapetype w14:anchorId="526013BF" id="_x0000_t34" coordsize="21600,21600" o:spt="34" o:oned="t" adj="10800" path="m,l@0,0@0,21600,21600,21600e" filled="f">
                 <v:stroke joinstyle="miter"/>
@@ -2406,7 +2406,7 @@
               </wp:anchor>
             </w:drawing>
           </mc:Choice>
-          <mc:Fallback>
+          <mc:Fallback xmlns:w16sdtdh="http://schemas.microsoft.com/office/word/2020/wordml/sdtdatahash" xmlns:w16="http://schemas.microsoft.com/office/word/2018/wordml" xmlns:w16cex="http://schemas.microsoft.com/office/word/2018/wordml/cex">
             <w:pict>
               <v:shape w14:anchorId="7456A89E" id="Connector: Elbow 112" o:spid="_x0000_s1026" type="#_x0000_t34" style="position:absolute;margin-left:76.6pt;margin-top:433.6pt;width:86.5pt;height:24.95pt;flip:x y;z-index:251633664;visibility:visible;mso-wrap-style:square;mso-wrap-distance-left:9pt;mso-wrap-distance-top:0;mso-wrap-distance-right:9pt;mso-wrap-distance-bottom:0;mso-position-horizontal:absolute;mso-position-horizontal-relative:text;mso-position-vertical:absolute;mso-position-vertical-relative:text" o:gfxdata="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" adj="18269" strokecolor="windowText" strokeweight="1pt">
                 <v:stroke endarrow="open"/>
@@ -2522,7 +2522,7 @@
               </wp:anchor>
             </w:drawing>
           </mc:Choice>
-          <mc:Fallback>
+          <mc:Fallback xmlns:w16sdtdh="http://schemas.microsoft.com/office/word/2020/wordml/sdtdatahash" xmlns:w16="http://schemas.microsoft.com/office/word/2018/wordml" xmlns:w16cex="http://schemas.microsoft.com/office/word/2018/wordml/cex">
             <w:pict>
               <v:roundrect w14:anchorId="640C6977" id="FS_Authentication_6" o:spid="_x0000_s1031" alt="Authentication and Onboarding Module" style="position:absolute;left:0;text-align:left;margin-left:161pt;margin-top:131.15pt;width:234pt;height:43pt;z-index:251634688;visibility:visible;mso-wrap-style:square;mso-wrap-distance-left:9pt;mso-wrap-distance-top:0;mso-wrap-distance-right:9pt;mso-wrap-distance-bottom:0;mso-position-horizontal:absolute;mso-position-horizontal-relative:text;mso-position-vertical:absolute;mso-position-vertical-relative:text;v-text-anchor:middle" arcsize="10923f" o:gfxdata="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" fillcolor="#d4d4d4" strokecolor="#8e8e8e" strokeweight="1pt">
                 <v:shadow on="t" color="black" opacity="22937f" origin=",.5" offset="0,.63889mm"/>
@@ -2681,7 +2681,7 @@
               </wp:anchor>
             </w:drawing>
           </mc:Choice>
-          <mc:Fallback>
+          <mc:Fallback xmlns:w16sdtdh="http://schemas.microsoft.com/office/word/2020/wordml/sdtdatahash" xmlns:w16="http://schemas.microsoft.com/office/word/2018/wordml" xmlns:w16cex="http://schemas.microsoft.com/office/word/2018/wordml/cex">
             <w:pict>
               <v:roundrect w14:anchorId="41D481D3" id="FS_RainfallLocation_7" o:spid="_x0000_s1032" alt="PAGASA-Aligned Rainfall and Location Input Module" style="position:absolute;left:0;text-align:left;margin-left:161pt;margin-top:180.8pt;width:234pt;height:43pt;z-index:251635712;visibility:visible;mso-wrap-style:square;mso-wrap-distance-left:9pt;mso-wrap-distance-top:0;mso-wrap-distance-right:9pt;mso-wrap-distance-bottom:0;mso-position-horizontal:absolute;mso-position-horizontal-relative:text;mso-position-vertical:absolute;mso-position-vertical-relative:text;v-text-anchor:middle" arcsize="10923f" o:gfxdata="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" fillcolor="#d4d4d4" strokecolor="#8e8e8e" strokeweight="1pt">
                 <v:shadow on="t" color="black" opacity="22937f" origin=",.5" offset="0,.63889mm"/>
@@ -2793,7 +2793,7 @@
               </wp:anchor>
             </w:drawing>
           </mc:Choice>
-          <mc:Fallback>
+          <mc:Fallback xmlns:w16sdtdh="http://schemas.microsoft.com/office/word/2020/wordml/sdtdatahash" xmlns:w16="http://schemas.microsoft.com/office/word/2018/wordml" xmlns:w16cex="http://schemas.microsoft.com/office/word/2018/wordml/cex">
             <w:pict>
               <v:shape w14:anchorId="52D63DF5" id="Connector: Elbow 115" o:spid="_x0000_s1026" type="#_x0000_t34" style="position:absolute;margin-left:66.65pt;margin-top:441pt;width:93.3pt;height:67.4pt;flip:x y;z-index:251636736;visibility:visible;mso-wrap-style:square;mso-wrap-distance-left:9pt;mso-wrap-distance-top:0;mso-wrap-distance-right:9pt;mso-wrap-distance-bottom:0;mso-position-horizontal:absolute;mso-position-horizontal-relative:text;mso-position-vertical:absolute;mso-position-vertical-relative:text" o:gfxdata="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" adj="18269" strokecolor="windowText" strokeweight="1pt">
                 <v:stroke endarrow="open"/>
@@ -2909,7 +2909,7 @@
               </wp:anchor>
             </w:drawing>
           </mc:Choice>
-          <mc:Fallback>
+          <mc:Fallback xmlns:w16sdtdh="http://schemas.microsoft.com/office/word/2020/wordml/sdtdatahash" xmlns:w16="http://schemas.microsoft.com/office/word/2018/wordml" xmlns:w16cex="http://schemas.microsoft.com/office/word/2018/wordml/cex">
             <w:pict>
               <v:roundrect w14:anchorId="4F7B8BDC" id="FS_AdminKnowledge_8" o:spid="_x0000_s1033" alt="Web Administration and Knowledge Management Module" style="position:absolute;left:0;text-align:left;margin-left:161pt;margin-top:232.95pt;width:234pt;height:43pt;z-index:251637760;visibility:visible;mso-wrap-style:square;mso-wrap-distance-left:9pt;mso-wrap-distance-top:0;mso-wrap-distance-right:9pt;mso-wrap-distance-bottom:0;mso-position-horizontal:absolute;mso-position-horizontal-relative:text;mso-position-vertical:absolute;mso-position-vertical-relative:text;v-text-anchor:middle" arcsize="10923f" o:gfxdata="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" fillcolor="#d4d4d4" strokecolor="#8e8e8e" strokeweight="1pt">
                 <v:shadow on="t" color="black" opacity="22937f" origin=",.5" offset="0,.63889mm"/>
@@ -3068,7 +3068,7 @@
               </wp:anchor>
             </w:drawing>
           </mc:Choice>
-          <mc:Fallback>
+          <mc:Fallback xmlns:w16sdtdh="http://schemas.microsoft.com/office/word/2020/wordml/sdtdatahash" xmlns:w16="http://schemas.microsoft.com/office/word/2018/wordml" xmlns:w16cex="http://schemas.microsoft.com/office/word/2018/wordml/cex">
             <w:pict>
               <v:roundrect w14:anchorId="7C402138" id="FS_BackendSpatial_9" o:spid="_x0000_s1034" alt="Django REST and GeoDjango Processing Module" style="position:absolute;left:0;text-align:left;margin-left:161pt;margin-top:285.1pt;width:234pt;height:43pt;z-index:251638784;visibility:visible;mso-wrap-style:square;mso-wrap-distance-left:9pt;mso-wrap-distance-top:0;mso-wrap-distance-right:9pt;mso-wrap-distance-bottom:0;mso-position-horizontal:absolute;mso-position-horizontal-relative:text;mso-position-vertical:absolute;mso-position-vertical-relative:text;v-text-anchor:middle" arcsize="10923f" o:gfxdata="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" fillcolor="#d4d4d4" strokecolor="#8e8e8e" strokeweight="1pt">
                 <v:shadow on="t" color="black" opacity="22937f" origin=",.5" offset="0,.63889mm"/>
@@ -3227,7 +3227,7 @@
               </wp:anchor>
             </w:drawing>
           </mc:Choice>
-          <mc:Fallback>
+          <mc:Fallback xmlns:w16sdtdh="http://schemas.microsoft.com/office/word/2020/wordml/sdtdatahash" xmlns:w16="http://schemas.microsoft.com/office/word/2018/wordml" xmlns:w16cex="http://schemas.microsoft.com/office/word/2018/wordml/cex">
             <w:pict>
               <v:roundrect w14:anchorId="2F535AE2" id="FS_ExpertSystem_10" o:spid="_x0000_s1035" alt="Rule-Based Expert System Assessment Module" style="position:absolute;left:0;text-align:left;margin-left:161pt;margin-top:332.25pt;width:234pt;height:43pt;z-index:251639808;visibility:visible;mso-wrap-style:square;mso-wrap-distance-left:9pt;mso-wrap-distance-top:0;mso-wrap-distance-right:9pt;mso-wrap-distance-bottom:0;mso-position-horizontal:absolute;mso-position-horizontal-relative:text;mso-position-vertical:absolute;mso-position-vertical-relative:text;v-text-anchor:middle" arcsize="10923f" o:gfxdata="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" fillcolor="#d4d4d4" strokecolor="#8e8e8e" strokeweight="1pt">
                 <v:shadow on="t" color="black" opacity="22937f" origin=",.5" offset="0,.63889mm"/>
@@ -3386,7 +3386,7 @@
               </wp:anchor>
             </w:drawing>
           </mc:Choice>
-          <mc:Fallback>
+          <mc:Fallback xmlns:w16sdtdh="http://schemas.microsoft.com/office/word/2020/wordml/sdtdatahash" xmlns:w16="http://schemas.microsoft.com/office/word/2018/wordml" xmlns:w16cex="http://schemas.microsoft.com/office/word/2018/wordml/cex">
             <w:pict>
               <v:roundrect w14:anchorId="4C4E46B9" id="FS_DynamicMap_11" o:spid="_x0000_s1036" alt="Dynamic GIS Map and Check My Area Module" style="position:absolute;left:0;text-align:left;margin-left:161pt;margin-top:384.4pt;width:234pt;height:43pt;z-index:251640832;visibility:visible;mso-wrap-style:square;mso-wrap-distance-left:9pt;mso-wrap-distance-top:0;mso-wrap-distance-right:9pt;mso-wrap-distance-bottom:0;mso-position-horizontal:absolute;mso-position-horizontal-relative:text;mso-position-vertical:absolute;mso-position-vertical-relative:text;v-text-anchor:middle" arcsize="10923f" o:gfxdata="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" fillcolor="#d4d4d4" strokecolor="#8e8e8e" strokeweight="1pt">
                 <v:shadow on="t" color="black" opacity="22937f" origin=",.5" offset="0,.63889mm"/>
@@ -3498,7 +3498,7 @@
               </wp:anchor>
             </w:drawing>
           </mc:Choice>
-          <mc:Fallback>
+          <mc:Fallback xmlns:w16sdtdh="http://schemas.microsoft.com/office/word/2020/wordml/sdtdatahash" xmlns:w16="http://schemas.microsoft.com/office/word/2018/wordml" xmlns:w16cex="http://schemas.microsoft.com/office/word/2018/wordml/cex">
             <w:pict>
               <v:shape w14:anchorId="51996EF8" id="Connector: Elbow 120" o:spid="_x0000_s1026" type="#_x0000_t34" style="position:absolute;margin-left:59.2pt;margin-top:458.4pt;width:102.45pt;height:101.9pt;flip:x y;z-index:251641856;visibility:visible;mso-wrap-style:square;mso-wrap-distance-left:9pt;mso-wrap-distance-top:0;mso-wrap-distance-right:9pt;mso-wrap-distance-bottom:0;mso-position-horizontal:absolute;mso-position-horizontal-relative:text;mso-position-vertical:absolute;mso-position-vertical-relative:text" o:gfxdata="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" adj="18269" strokecolor="windowText" strokeweight="1pt">
                 <v:stroke endarrow="open"/>
@@ -3614,7 +3614,7 @@
               </wp:anchor>
             </w:drawing>
           </mc:Choice>
-          <mc:Fallback>
+          <mc:Fallback xmlns:w16sdtdh="http://schemas.microsoft.com/office/word/2020/wordml/sdtdatahash" xmlns:w16="http://schemas.microsoft.com/office/word/2018/wordml" xmlns:w16cex="http://schemas.microsoft.com/office/word/2018/wordml/cex">
             <w:pict>
               <v:roundrect w14:anchorId="1C9F6E77" id="FS_Results_12" o:spid="_x0000_s1037" alt="Results Summary and Explainable Result Module" style="position:absolute;left:0;text-align:left;margin-left:161pt;margin-top:436.55pt;width:234pt;height:43pt;z-index:251642880;visibility:visible;mso-wrap-style:square;mso-wrap-distance-left:9pt;mso-wrap-distance-top:0;mso-wrap-distance-right:9pt;mso-wrap-distance-bottom:0;mso-position-horizontal:absolute;mso-position-horizontal-relative:text;mso-position-vertical:absolute;mso-position-vertical-relative:text;v-text-anchor:middle" arcsize="10923f" o:gfxdata="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" fillcolor="#d4d4d4" strokecolor="#8e8e8e" strokeweight="1pt">
                 <v:shadow on="t" color="black" opacity="22937f" origin=",.5" offset="0,.63889mm"/>
@@ -3773,7 +3773,7 @@
               </wp:anchor>
             </w:drawing>
           </mc:Choice>
-          <mc:Fallback>
+          <mc:Fallback xmlns:w16sdtdh="http://schemas.microsoft.com/office/word/2020/wordml/sdtdatahash" xmlns:w16="http://schemas.microsoft.com/office/word/2018/wordml" xmlns:w16cex="http://schemas.microsoft.com/office/word/2018/wordml/cex">
             <w:pict>
               <v:roundrect w14:anchorId="6C309B9D" id="FS_DSS_13" o:spid="_x0000_s1038" alt="Decision Support System Module" style="position:absolute;left:0;text-align:left;margin-left:161pt;margin-top:486.2pt;width:234pt;height:43pt;z-index:251643904;visibility:visible;mso-wrap-style:square;mso-wrap-distance-left:9pt;mso-wrap-distance-top:0;mso-wrap-distance-right:9pt;mso-wrap-distance-bottom:0;mso-position-horizontal:absolute;mso-position-horizontal-relative:text;mso-position-vertical:absolute;mso-position-vertical-relative:text;v-text-anchor:middle" arcsize="10923f" o:gfxdata="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" fillcolor="#d4d4d4" strokecolor="#8e8e8e" strokeweight="1pt">
                 <v:shadow on="t" color="black" opacity="22937f" origin=",.5" offset="0,.63889mm"/>
@@ -3932,7 +3932,7 @@
               </wp:anchor>
             </w:drawing>
           </mc:Choice>
-          <mc:Fallback>
+          <mc:Fallback xmlns:w16sdtdh="http://schemas.microsoft.com/office/word/2020/wordml/sdtdatahash" xmlns:w16="http://schemas.microsoft.com/office/word/2018/wordml" xmlns:w16cex="http://schemas.microsoft.com/office/word/2018/wordml/cex">
             <w:pict>
               <v:roundrect w14:anchorId="041E1485" id="FS_Evacuation_14" o:spid="_x0000_s1039" alt="Verified Evacuation Center Resource Module" style="position:absolute;left:0;text-align:left;margin-left:161pt;margin-top:538.3pt;width:234pt;height:43pt;z-index:251644928;visibility:visible;mso-wrap-style:square;mso-wrap-distance-left:9pt;mso-wrap-distance-top:0;mso-wrap-distance-right:9pt;mso-wrap-distance-bottom:0;mso-position-horizontal:absolute;mso-position-horizontal-relative:text;mso-position-vertical:absolute;mso-position-vertical-relative:text;v-text-anchor:middle" arcsize="10923f" o:gfxdata="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" fillcolor="#d4d4d4" strokecolor="#8e8e8e" strokeweight="1pt">
                 <v:shadow on="t" color="black" opacity="22937f" origin=",.5" offset="0,.63889mm"/>
@@ -4091,7 +4091,7 @@
               </wp:anchor>
             </w:drawing>
           </mc:Choice>
-          <mc:Fallback>
+          <mc:Fallback xmlns:w16sdtdh="http://schemas.microsoft.com/office/word/2020/wordml/sdtdatahash" xmlns:w16="http://schemas.microsoft.com/office/word/2018/wordml" xmlns:w16cex="http://schemas.microsoft.com/office/word/2018/wordml/cex">
             <w:pict>
               <v:roundrect w14:anchorId="4B0E0A19" id="FS_Account_15" o:spid="_x0000_s1040" alt="User Account and Preferences Module" style="position:absolute;left:0;text-align:left;margin-left:161pt;margin-top:587.95pt;width:234pt;height:43pt;z-index:251645952;visibility:visible;mso-wrap-style:square;mso-wrap-distance-left:9pt;mso-wrap-distance-top:0;mso-wrap-distance-right:9pt;mso-wrap-distance-bottom:0;mso-position-horizontal:absolute;mso-position-horizontal-relative:text;mso-position-vertical:absolute;mso-position-vertical-relative:text;v-text-anchor:middle" arcsize="10923f" o:gfxdata="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" fillcolor="#d4d4d4" strokecolor="#8e8e8e" strokeweight="1pt">
                 <v:shadow on="t" color="black" opacity="22937f" origin=",.5" offset="0,.63889mm"/>
@@ -4221,7 +4221,7 @@
               </wp:anchor>
             </w:drawing>
           </mc:Choice>
-          <mc:Fallback>
+          <mc:Fallback xmlns:w16sdtdh="http://schemas.microsoft.com/office/word/2020/wordml/sdtdatahash" xmlns:w16="http://schemas.microsoft.com/office/word/2018/wordml" xmlns:w16cex="http://schemas.microsoft.com/office/word/2018/wordml/cex">
             <w:pict>
               <v:oval w14:anchorId="44225ED3" id="FS_AdminActor_Head_16" o:spid="_x0000_s1041" style="position:absolute;left:0;text-align:left;margin-left:26.95pt;margin-top:228pt;width:22pt;height:22pt;z-index:251646976;visibility:visible;mso-wrap-style:square;mso-wrap-distance-left:9pt;mso-wrap-distance-top:0;mso-wrap-distance-right:9pt;mso-wrap-distance-bottom:0;mso-position-horizontal:absolute;mso-position-horizontal-relative:text;mso-position-vertical:absolute;mso-position-vertical-relative:text;v-text-anchor:middle" o:gfxdata="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" fillcolor="#232323" strokecolor="#232323" strokeweight="1pt">
                 <v:shadow on="t" color="black" opacity="22937f" origin=",.5" offset="0,.63889mm"/>
@@ -4322,7 +4322,7 @@
               </wp:anchor>
             </w:drawing>
           </mc:Choice>
-          <mc:Fallback>
+          <mc:Fallback xmlns:w16sdtdh="http://schemas.microsoft.com/office/word/2020/wordml/sdtdatahash" xmlns:w16="http://schemas.microsoft.com/office/word/2018/wordml" xmlns:w16cex="http://schemas.microsoft.com/office/word/2018/wordml/cex">
             <w:pict>
               <v:roundrect w14:anchorId="35B3A8FA" id="FS_AdminActor_Body_17" o:spid="_x0000_s1042" style="position:absolute;left:0;text-align:left;margin-left:19.5pt;margin-top:252.8pt;width:38pt;height:43pt;z-index:251648000;visibility:visible;mso-wrap-style:square;mso-wrap-distance-left:9pt;mso-wrap-distance-top:0;mso-wrap-distance-right:9pt;mso-wrap-distance-bottom:0;mso-position-horizontal:absolute;mso-position-horizontal-relative:text;mso-position-vertical:absolute;mso-position-vertical-relative:text;v-text-anchor:middle" arcsize="10923f" o:gfxdata="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" fillcolor="#232323" strokecolor="#232323" strokeweight="1pt">
                 <v:shadow on="t" color="black" opacity="22937f" origin=",.5" offset="0,.63889mm"/>
@@ -4431,7 +4431,7 @@
               </wp:anchor>
             </w:drawing>
           </mc:Choice>
-          <mc:Fallback>
+          <mc:Fallback xmlns:w16sdtdh="http://schemas.microsoft.com/office/word/2020/wordml/sdtdatahash" xmlns:w16="http://schemas.microsoft.com/office/word/2018/wordml" xmlns:w16cex="http://schemas.microsoft.com/office/word/2018/wordml/cex">
             <w:pict>
               <v:shape w14:anchorId="02EC3211" id="FS_Label_18" o:spid="_x0000_s1043" type="#_x0000_t202" alt="ADMINISTRATOR" style="position:absolute;left:0;text-align:left;margin-left:.1pt;margin-top:298.5pt;width:78pt;height:16pt;z-index:251649024;visibility:visible;mso-wrap-style:square;mso-wrap-distance-left:9pt;mso-wrap-distance-top:0;mso-wrap-distance-right:9pt;mso-wrap-distance-bottom:0;mso-position-horizontal:absolute;mso-position-horizontal-relative:text;mso-position-vertical:absolute;mso-position-vertical-relative:text;v-text-anchor:middle" o:gfxdata="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" filled="f" stroked="f" strokeweight=".5pt">
                 <v:textbox inset="4pt,2pt,4pt,2pt">
@@ -4542,7 +4542,7 @@
               </wp:anchor>
             </w:drawing>
           </mc:Choice>
-          <mc:Fallback>
+          <mc:Fallback xmlns:w16sdtdh="http://schemas.microsoft.com/office/word/2020/wordml/sdtdatahash" xmlns:w16="http://schemas.microsoft.com/office/word/2018/wordml" xmlns:w16cex="http://schemas.microsoft.com/office/word/2018/wordml/cex">
             <w:pict>
               <v:oval w14:anchorId="33104243" id="FS_ResidentActor_Head_19" o:spid="_x0000_s1044" style="position:absolute;left:0;text-align:left;margin-left:26.95pt;margin-top:372pt;width:22pt;height:22pt;z-index:251650048;visibility:visible;mso-wrap-style:square;mso-wrap-distance-left:9pt;mso-wrap-distance-top:0;mso-wrap-distance-right:9pt;mso-wrap-distance-bottom:0;mso-position-horizontal:absolute;mso-position-horizontal-relative:text;mso-position-vertical:absolute;mso-position-vertical-relative:text;v-text-anchor:middle" o:gfxdata="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" fillcolor="#232323" strokecolor="#232323" strokeweight="1pt">
                 <v:shadow on="t" color="black" opacity="22937f" origin=",.5" offset="0,.63889mm"/>
@@ -4643,7 +4643,7 @@
               </wp:anchor>
             </w:drawing>
           </mc:Choice>
-          <mc:Fallback>
+          <mc:Fallback xmlns:w16sdtdh="http://schemas.microsoft.com/office/word/2020/wordml/sdtdatahash" xmlns:w16="http://schemas.microsoft.com/office/word/2018/wordml" xmlns:w16cex="http://schemas.microsoft.com/office/word/2018/wordml/cex">
             <w:pict>
               <v:roundrect w14:anchorId="563B8E96" id="FS_ResidentActor_Body_20" o:spid="_x0000_s1045" style="position:absolute;left:0;text-align:left;margin-left:19.5pt;margin-top:396.8pt;width:38pt;height:43pt;z-index:251651072;visibility:visible;mso-wrap-style:square;mso-wrap-distance-left:9pt;mso-wrap-distance-top:0;mso-wrap-distance-right:9pt;mso-wrap-distance-bottom:0;mso-position-horizontal:absolute;mso-position-horizontal-relative:text;mso-position-vertical:absolute;mso-position-vertical-relative:text;v-text-anchor:middle" arcsize="10923f" o:gfxdata="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" fillcolor="#232323" strokecolor="#232323" strokeweight="1pt">
                 <v:shadow on="t" color="black" opacity="22937f" origin=",.5" offset="0,.63889mm"/>
@@ -4751,7 +4751,7 @@
               </wp:anchor>
             </w:drawing>
           </mc:Choice>
-          <mc:Fallback>
+          <mc:Fallback xmlns:w16sdtdh="http://schemas.microsoft.com/office/word/2020/wordml/sdtdatahash" xmlns:w16="http://schemas.microsoft.com/office/word/2018/wordml" xmlns:w16cex="http://schemas.microsoft.com/office/word/2018/wordml/cex">
             <w:pict>
               <v:shape w14:anchorId="69C40BFE" id="FS_Label_21" o:spid="_x0000_s1046" type="#_x0000_t202" alt="RESIDENT" style="position:absolute;left:0;text-align:left;margin-left:.1pt;margin-top:442.45pt;width:78pt;height:16pt;z-index:251652096;visibility:visible;mso-wrap-style:square;mso-wrap-distance-left:9pt;mso-wrap-distance-top:0;mso-wrap-distance-right:9pt;mso-wrap-distance-bottom:0;mso-position-horizontal:absolute;mso-position-horizontal-relative:text;mso-position-vertical:absolute;mso-position-vertical-relative:text;v-text-anchor:middle" o:gfxdata="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" filled="f" stroked="f" strokeweight=".5pt">
                 <v:textbox inset="4pt,2pt,4pt,2pt">
@@ -4894,7 +4894,7 @@
               </wp:anchor>
             </w:drawing>
           </mc:Choice>
-          <mc:Fallback>
+          <mc:Fallback xmlns:w16sdtdh="http://schemas.microsoft.com/office/word/2020/wordml/sdtdatahash" xmlns:w16="http://schemas.microsoft.com/office/word/2018/wordml" xmlns:w16cex="http://schemas.microsoft.com/office/word/2018/wordml/cex">
             <w:pict>
               <v:roundrect w14:anchorId="61F1E22A" id="FS_SourcePAGASA_22" o:spid="_x0000_s1047" alt="PAGASA Approved rainfall references" style="position:absolute;left:0;text-align:left;margin-left:431.6pt;margin-top:180.8pt;width:126pt;height:43pt;z-index:251653120;visibility:visible;mso-wrap-style:square;mso-wrap-distance-left:9pt;mso-wrap-distance-top:0;mso-wrap-distance-right:9pt;mso-wrap-distance-bottom:0;mso-position-horizontal:absolute;mso-position-horizontal-relative:text;mso-position-vertical:absolute;mso-position-vertical-relative:text;v-text-anchor:middle" arcsize="10923f" o:gfxdata="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" fillcolor="#b1d99e" strokecolor="#578346" strokeweight="1pt">
                 <v:shadow on="t" color="black" opacity="22937f" origin=",.5" offset="0,.63889mm"/>
@@ -5083,7 +5083,7 @@
               </wp:anchor>
             </w:drawing>
           </mc:Choice>
-          <mc:Fallback>
+          <mc:Fallback xmlns:w16sdtdh="http://schemas.microsoft.com/office/word/2020/wordml/sdtdatahash" xmlns:w16="http://schemas.microsoft.com/office/word/2018/wordml" xmlns:w16cex="http://schemas.microsoft.com/office/word/2018/wordml/cex">
             <w:pict>
               <v:roundrect w14:anchorId="28B2DA13" id="FS_SourceInstitutions_23" o:spid="_x0000_s1048" alt="BDRRMO • CPDCO Authorized experts / reviewers Flood, spatial, preparedness, and center data" style="position:absolute;left:0;text-align:left;margin-left:431.6pt;margin-top:232.95pt;width:126pt;height:66pt;z-index:251654144;visibility:visible;mso-wrap-style:square;mso-wrap-distance-left:9pt;mso-wrap-distance-top:0;mso-wrap-distance-right:9pt;mso-wrap-distance-bottom:0;mso-position-horizontal:absolute;mso-position-horizontal-relative:text;mso-position-vertical:absolute;mso-position-vertical-relative:text;v-text-anchor:middle" arcsize="10923f" o:gfxdata="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" fillcolor="#b1d99e" strokecolor="#578346" strokeweight="1pt">
                 <v:shadow on="t" color="black" opacity="22937f" origin=",.5" offset="0,.63889mm"/>
@@ -5272,7 +5272,7 @@
               </wp:anchor>
             </w:drawing>
           </mc:Choice>
-          <mc:Fallback>
+          <mc:Fallback xmlns:w16sdtdh="http://schemas.microsoft.com/office/word/2020/wordml/sdtdatahash" xmlns:w16="http://schemas.microsoft.com/office/word/2018/wordml" xmlns:w16cex="http://schemas.microsoft.com/office/word/2018/wordml/cex">
             <w:pict>
               <v:roundrect w14:anchorId="707E0659" id="FS_BasemapService_24" o:spid="_x0000_s1049" alt="Basemap Tile Service Display context only" style="position:absolute;left:0;text-align:left;margin-left:431.6pt;margin-top:384.4pt;width:126pt;height:43pt;z-index:251655168;visibility:visible;mso-wrap-style:square;mso-wrap-distance-left:9pt;mso-wrap-distance-top:0;mso-wrap-distance-right:9pt;mso-wrap-distance-bottom:0;mso-position-horizontal:absolute;mso-position-horizontal-relative:text;mso-position-vertical:absolute;mso-position-vertical-relative:text;v-text-anchor:middle" arcsize="10923f" o:gfxdata="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" fillcolor="#e8ebef" strokecolor="#69707a" strokeweight="1pt">
                 <v:shadow on="t" color="black" opacity="22937f" origin=",.5" offset="0,.63889mm"/>
@@ -5439,7 +5439,7 @@
               </wp:anchor>
             </w:drawing>
           </mc:Choice>
-          <mc:Fallback>
+          <mc:Fallback xmlns:w16sdtdh="http://schemas.microsoft.com/office/word/2020/wordml/sdtdatahash" xmlns:w16="http://schemas.microsoft.com/office/word/2018/wordml" xmlns:w16cex="http://schemas.microsoft.com/office/word/2018/wordml/cex">
             <w:pict>
               <v:roundrect w14:anchorId="5C3FEE95" id="FS_NavigationService_25" o:spid="_x0000_s1050" alt="External Navigation App Destination coordinates only" style="position:absolute;left:0;text-align:left;margin-left:431.6pt;margin-top:538.3pt;width:126pt;height:43pt;z-index:251656192;visibility:visible;mso-wrap-style:square;mso-wrap-distance-left:9pt;mso-wrap-distance-top:0;mso-wrap-distance-right:9pt;mso-wrap-distance-bottom:0;mso-position-horizontal:absolute;mso-position-horizontal-relative:text;mso-position-vertical:absolute;mso-position-vertical-relative:text;v-text-anchor:middle" arcsize="10923f" o:gfxdata="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" fillcolor="#e8ebef" strokecolor="#69707a" strokeweight="1pt">
                 <v:shadow on="t" color="black" opacity="22937f" origin=",.5" offset="0,.63889mm"/>
@@ -5590,7 +5590,7 @@
               </wp:anchor>
             </w:drawing>
           </mc:Choice>
-          <mc:Fallback>
+          <mc:Fallback xmlns:w16sdtdh="http://schemas.microsoft.com/office/word/2020/wordml/sdtdatahash" xmlns:w16="http://schemas.microsoft.com/office/word/2018/wordml" xmlns:w16cex="http://schemas.microsoft.com/office/word/2018/wordml/cex">
             <w:pict>
               <v:shape w14:anchorId="59B35618" id="FS_Label_27" o:spid="_x0000_s1051" type="#_x0000_t202" alt="manage drafts review • approve • publish" style="position:absolute;left:0;text-align:left;margin-left:69.6pt;margin-top:221.5pt;width:65.5pt;height:27pt;z-index:251657216;visibility:visible;mso-wrap-style:square;mso-wrap-distance-left:9pt;mso-wrap-distance-top:0;mso-wrap-distance-right:9pt;mso-wrap-distance-bottom:0;mso-position-horizontal:absolute;mso-position-horizontal-relative:text;mso-position-vertical:absolute;mso-position-vertical-relative:text;v-text-anchor:middle" o:gfxdata="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" filled="f" stroked="f" strokeweight=".5pt">
                 <v:textbox inset="4pt,2pt,4pt,2pt">
@@ -5716,7 +5716,7 @@
               </wp:anchor>
             </w:drawing>
           </mc:Choice>
-          <mc:Fallback>
+          <mc:Fallback xmlns:w16sdtdh="http://schemas.microsoft.com/office/word/2020/wordml/sdtdatahash" xmlns:w16="http://schemas.microsoft.com/office/word/2018/wordml" xmlns:w16cex="http://schemas.microsoft.com/office/word/2018/wordml/cex">
             <w:pict>
               <v:shape w14:anchorId="40D09BF5" id="FS_Label_31" o:spid="_x0000_s1052" type="#_x0000_t202" alt="register / login" style="position:absolute;left:0;text-align:left;margin-left:73.2pt;margin-top:130.85pt;width:61.9pt;height:17pt;z-index:251658240;visibility:visible;mso-wrap-style:square;mso-wrap-distance-left:9pt;mso-wrap-distance-top:0;mso-wrap-distance-right:9pt;mso-wrap-distance-bottom:0;mso-position-horizontal:absolute;mso-position-horizontal-relative:text;mso-position-vertical:absolute;mso-position-vertical-relative:text;v-text-anchor:middle" o:gfxdata="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" filled="f" stroked="f" strokeweight=".5pt">
                 <v:textbox inset="4pt,2pt,4pt,2pt">
@@ -5822,7 +5822,7 @@
               </wp:anchor>
             </w:drawing>
           </mc:Choice>
-          <mc:Fallback>
+          <mc:Fallback xmlns:w16sdtdh="http://schemas.microsoft.com/office/word/2020/wordml/sdtdatahash" xmlns:w16="http://schemas.microsoft.com/office/word/2018/wordml" xmlns:w16cex="http://schemas.microsoft.com/office/word/2018/wordml/cex">
             <w:pict>
               <v:shape w14:anchorId="5E6C80C3" id="FS_Label_33" o:spid="_x0000_s1053" type="#_x0000_t202" alt="scenario / area pin" style="position:absolute;left:0;text-align:left;margin-left:57.2pt;margin-top:181.8pt;width:80pt;height:17pt;z-index:251659264;visibility:visible;mso-wrap-style:square;mso-wrap-distance-left:9pt;mso-wrap-distance-top:0;mso-wrap-distance-right:9pt;mso-wrap-distance-bottom:0;mso-position-horizontal:absolute;mso-position-horizontal-relative:text;mso-position-vertical:absolute;mso-position-vertical-relative:text;v-text-anchor:middle" o:gfxdata="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" filled="f" stroked="f" strokeweight=".5pt">
                 <v:textbox inset="4pt,2pt,4pt,2pt">
@@ -5928,7 +5928,7 @@
               </wp:anchor>
             </w:drawing>
           </mc:Choice>
-          <mc:Fallback>
+          <mc:Fallback xmlns:w16sdtdh="http://schemas.microsoft.com/office/word/2020/wordml/sdtdatahash" xmlns:w16="http://schemas.microsoft.com/office/word/2018/wordml" xmlns:w16cex="http://schemas.microsoft.com/office/word/2018/wordml/cex">
             <w:pict>
               <v:shape w14:anchorId="0F18EC24" id="FS_Label_35" o:spid="_x0000_s1054" type="#_x0000_t202" alt="view GIS map" style="position:absolute;left:0;text-align:left;margin-left:82pt;margin-top:400.25pt;width:71pt;height:16pt;z-index:251660288;visibility:visible;mso-wrap-style:square;mso-wrap-distance-left:9pt;mso-wrap-distance-top:0;mso-wrap-distance-right:9pt;mso-wrap-distance-bottom:0;mso-position-horizontal:absolute;mso-position-horizontal-relative:text;mso-position-vertical:absolute;mso-position-vertical-relative:text;v-text-anchor:middle" o:gfxdata="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" filled="f" stroked="f" strokeweight=".5pt">
                 <v:textbox inset="4pt,2pt,4pt,2pt">
@@ -6034,7 +6034,7 @@
               </wp:anchor>
             </w:drawing>
           </mc:Choice>
-          <mc:Fallback>
+          <mc:Fallback xmlns:w16sdtdh="http://schemas.microsoft.com/office/word/2020/wordml/sdtdatahash" xmlns:w16="http://schemas.microsoft.com/office/word/2018/wordml" xmlns:w16cex="http://schemas.microsoft.com/office/word/2018/wordml/cex">
             <w:pict>
               <v:shape w14:anchorId="17730C75" id="FS_Label_37" o:spid="_x0000_s1055" type="#_x0000_t202" alt="view result / explanation" style="position:absolute;left:0;text-align:left;margin-left:87pt;margin-top:432.55pt;width:54.7pt;height:21pt;z-index:251661312;visibility:visible;mso-wrap-style:square;mso-wrap-distance-left:9pt;mso-wrap-distance-top:0;mso-wrap-distance-right:9pt;mso-wrap-distance-bottom:0;mso-position-horizontal:absolute;mso-position-horizontal-relative:text;mso-position-vertical:absolute;mso-position-vertical-relative:text;v-text-anchor:middle" o:gfxdata="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" filled="f" stroked="f" strokeweight=".5pt">
                 <v:textbox inset="4pt,2pt,4pt,2pt">
@@ -6140,7 +6140,7 @@
               </wp:anchor>
             </w:drawing>
           </mc:Choice>
-          <mc:Fallback>
+          <mc:Fallback xmlns:w16sdtdh="http://schemas.microsoft.com/office/word/2020/wordml/sdtdatahash" xmlns:w16="http://schemas.microsoft.com/office/word/2018/wordml" xmlns:w16cex="http://schemas.microsoft.com/office/word/2018/wordml/cex">
             <w:pict>
               <v:shape w14:anchorId="6996142D" id="FS_Label_40" o:spid="_x0000_s1056" type="#_x0000_t202" alt="preparedness guidance" style="position:absolute;left:0;text-align:left;margin-left:89.45pt;margin-top:484.7pt;width:52.1pt;height:20pt;z-index:251662336;visibility:visible;mso-wrap-style:square;mso-wrap-distance-left:9pt;mso-wrap-distance-top:0;mso-wrap-distance-right:9pt;mso-wrap-distance-bottom:0;mso-position-horizontal:absolute;mso-position-horizontal-relative:text;mso-position-vertical:absolute;mso-position-vertical-relative:text;v-text-anchor:middle" o:gfxdata="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" filled="f" stroked="f" strokeweight=".5pt">
                 <v:textbox inset="4pt,2pt,4pt,2pt">
@@ -6246,7 +6246,7 @@
               </wp:anchor>
             </w:drawing>
           </mc:Choice>
-          <mc:Fallback>
+          <mc:Fallback xmlns:w16sdtdh="http://schemas.microsoft.com/office/word/2020/wordml/sdtdatahash" xmlns:w16="http://schemas.microsoft.com/office/word/2018/wordml" xmlns:w16cex="http://schemas.microsoft.com/office/word/2018/wordml/cex">
             <w:pict>
               <v:shape w14:anchorId="7453463E" id="FS_Label_43" o:spid="_x0000_s1057" type="#_x0000_t202" alt="verified centers" style="position:absolute;left:0;text-align:left;margin-left:89.45pt;margin-top:539.3pt;width:48.6pt;height:16pt;z-index:251663360;visibility:visible;mso-wrap-style:square;mso-wrap-distance-left:9pt;mso-wrap-distance-top:0;mso-wrap-distance-right:9pt;mso-wrap-distance-bottom:0;mso-position-horizontal:absolute;mso-position-horizontal-relative:text;mso-position-vertical:absolute;mso-position-vertical-relative:text;v-text-anchor:middle" o:gfxdata="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" filled="f" stroked="f" strokeweight=".5pt">
                 <v:textbox inset="4pt,2pt,4pt,2pt">
@@ -6352,7 +6352,7 @@
               </wp:anchor>
             </w:drawing>
           </mc:Choice>
-          <mc:Fallback>
+          <mc:Fallback xmlns:w16sdtdh="http://schemas.microsoft.com/office/word/2020/wordml/sdtdatahash" xmlns:w16="http://schemas.microsoft.com/office/word/2018/wordml" xmlns:w16cex="http://schemas.microsoft.com/office/word/2018/wordml/cex">
             <w:pict>
               <v:shape w14:anchorId="678C1B5F" id="FS_Label_46" o:spid="_x0000_s1058" type="#_x0000_t202" alt="account / privacy" style="position:absolute;left:0;text-align:left;margin-left:89.45pt;margin-top:588.95pt;width:52.15pt;height:16pt;z-index:251664384;visibility:visible;mso-wrap-style:square;mso-wrap-distance-left:9pt;mso-wrap-distance-top:0;mso-wrap-distance-right:9pt;mso-wrap-distance-bottom:0;mso-position-horizontal:absolute;mso-position-horizontal-relative:text;mso-position-vertical:absolute;mso-position-vertical-relative:text;v-text-anchor:middle" o:gfxdata="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" filled="f" stroked="f" strokeweight=".5pt">
                 <v:textbox inset="4pt,2pt,4pt,2pt">
@@ -6489,7 +6489,7 @@
               </wp:anchor>
             </w:drawing>
           </mc:Choice>
-          <mc:Fallback>
+          <mc:Fallback xmlns:w16sdtdh="http://schemas.microsoft.com/office/word/2020/wordml/sdtdatahash" xmlns:w16="http://schemas.microsoft.com/office/word/2018/wordml" xmlns:w16cex="http://schemas.microsoft.com/office/word/2018/wordml/cex">
             <w:pict>
               <v:shape w14:anchorId="51C9E4D4" id="FS_Label_48" o:spid="_x0000_s1059" type="#_x0000_t202" alt="rainfall reference" style="position:absolute;left:0;text-align:left;margin-left:419.65pt;margin-top:154.5pt;width:75.4pt;height:22pt;z-index:251665408;visibility:visible;mso-wrap-style:square;mso-wrap-distance-left:9pt;mso-wrap-distance-top:0;mso-wrap-distance-right:9pt;mso-wrap-distance-bottom:0;mso-position-horizontal:absolute;mso-position-horizontal-relative:text;mso-position-vertical:absolute;mso-position-vertical-relative:text;v-text-anchor:middle" o:gfxdata="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" stroked="f" strokeweight=".5pt">
                 <v:textbox inset="4pt,2pt,4pt,2pt">
@@ -6635,7 +6635,7 @@
               </wp:anchor>
             </w:drawing>
           </mc:Choice>
-          <mc:Fallback>
+          <mc:Fallback xmlns:w16sdtdh="http://schemas.microsoft.com/office/word/2020/wordml/sdtdatahash" xmlns:w16="http://schemas.microsoft.com/office/word/2018/wordml" xmlns:w16cex="http://schemas.microsoft.com/office/word/2018/wordml/cex">
             <w:pict>
               <v:shape w14:anchorId="4930E950" id="FS_Label_50" o:spid="_x0000_s1060" type="#_x0000_t202" alt="approved data / review" style="position:absolute;left:0;text-align:left;margin-left:417.15pt;margin-top:303.45pt;width:61.4pt;height:25pt;z-index:251666432;visibility:visible;mso-wrap-style:square;mso-wrap-distance-left:9pt;mso-wrap-distance-top:0;mso-wrap-distance-right:9pt;mso-wrap-distance-bottom:0;mso-position-horizontal:absolute;mso-position-horizontal-relative:text;mso-position-vertical:absolute;mso-position-vertical-relative:text;v-text-anchor:middle" o:gfxdata="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" filled="f" stroked="f" strokeweight=".5pt">
                 <v:textbox inset="4pt,2pt,4pt,2pt">
@@ -6772,7 +6772,7 @@
               </wp:anchor>
             </w:drawing>
           </mc:Choice>
-          <mc:Fallback>
+          <mc:Fallback xmlns:w16sdtdh="http://schemas.microsoft.com/office/word/2020/wordml/sdtdatahash" xmlns:w16="http://schemas.microsoft.com/office/word/2018/wordml" xmlns:w16cex="http://schemas.microsoft.com/office/word/2018/wordml/cex">
             <w:pict>
               <v:shape w14:anchorId="71F8397A" id="FS_Label_52" o:spid="_x0000_s1061" type="#_x0000_t202" alt="basemap" style="position:absolute;left:0;text-align:left;margin-left:417.15pt;margin-top:432.55pt;width:49.75pt;height:15pt;z-index:251667456;visibility:visible;mso-wrap-style:square;mso-wrap-distance-left:9pt;mso-wrap-distance-top:0;mso-wrap-distance-right:9pt;mso-wrap-distance-bottom:0;mso-position-horizontal:absolute;mso-position-horizontal-relative:text;mso-position-vertical:absolute;mso-position-vertical-relative:text;v-text-anchor:middle" o:gfxdata="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" stroked="f" strokeweight=".5pt">
                 <v:textbox inset="4pt,2pt,4pt,2pt">
@@ -6889,7 +6889,7 @@
               </wp:anchor>
             </w:drawing>
           </mc:Choice>
-          <mc:Fallback>
+          <mc:Fallback xmlns:w16sdtdh="http://schemas.microsoft.com/office/word/2020/wordml/sdtdatahash" xmlns:w16="http://schemas.microsoft.com/office/word/2018/wordml" xmlns:w16cex="http://schemas.microsoft.com/office/word/2018/wordml/cex">
             <w:pict>
               <v:shape w14:anchorId="0C3230AB" id="FS_Label_54" o:spid="_x0000_s1062" type="#_x0000_t202" alt="destination" style="position:absolute;left:0;text-align:left;margin-left:424.6pt;margin-top:521.9pt;width:39pt;height:15pt;z-index:251668480;visibility:visible;mso-wrap-style:square;mso-wrap-distance-left:9pt;mso-wrap-distance-top:0;mso-wrap-distance-right:9pt;mso-wrap-distance-bottom:0;mso-position-horizontal:absolute;mso-position-horizontal-relative:text;mso-position-vertical:absolute;mso-position-vertical-relative:text;v-text-anchor:middle" o:gfxdata="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" stroked="f" strokeweight=".5pt">
                 <v:textbox inset="4pt,2pt,4pt,2pt">
@@ -6995,7 +6995,7 @@
               </wp:anchor>
             </w:drawing>
           </mc:Choice>
-          <mc:Fallback>
+          <mc:Fallback xmlns:w16sdtdh="http://schemas.microsoft.com/office/word/2020/wordml/sdtdatahash" xmlns:w16="http://schemas.microsoft.com/office/word/2018/wordml" xmlns:w16cex="http://schemas.microsoft.com/office/word/2018/wordml/cex">
             <w:pict>
               <v:shape w14:anchorId="08361D82" id="FS_Label_56" o:spid="_x0000_s1063" type="#_x0000_t202" alt="store approved data" style="position:absolute;left:0;text-align:left;margin-left:161.45pt;margin-top:688.25pt;width:59pt;height:18pt;z-index:251669504;visibility:visible;mso-wrap-style:square;mso-wrap-distance-left:9pt;mso-wrap-distance-top:0;mso-wrap-distance-right:9pt;mso-wrap-distance-bottom:0;mso-position-horizontal:absolute;mso-position-horizontal-relative:text;mso-position-vertical:absolute;mso-position-vertical-relative:text;v-text-anchor:middle" o:gfxdata="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" filled="f" stroked="f" strokeweight=".5pt">
                 <v:textbox inset="4pt,2pt,4pt,2pt">
@@ -7101,7 +7101,7 @@
               </wp:anchor>
             </w:drawing>
           </mc:Choice>
-          <mc:Fallback>
+          <mc:Fallback xmlns:w16sdtdh="http://schemas.microsoft.com/office/word/2020/wordml/sdtdatahash" xmlns:w16="http://schemas.microsoft.com/office/word/2018/wordml" xmlns:w16cex="http://schemas.microsoft.com/office/word/2018/wordml/cex">
             <w:pict>
               <v:shape w14:anchorId="79BB676F" id="FS_Label_58" o:spid="_x0000_s1064" type="#_x0000_t202" alt="retrieve published data" style="position:absolute;left:0;text-align:left;margin-left:337.75pt;margin-top:688.25pt;width:66pt;height:18pt;z-index:251670528;visibility:visible;mso-wrap-style:square;mso-wrap-distance-left:9pt;mso-wrap-distance-top:0;mso-wrap-distance-right:9pt;mso-wrap-distance-bottom:0;mso-position-horizontal:absolute;mso-position-horizontal-relative:text;mso-position-vertical:absolute;mso-position-vertical-relative:text;v-text-anchor:middle" o:gfxdata="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" filled="f" stroked="f" strokeweight=".5pt">
                 <v:textbox inset="4pt,2pt,4pt,2pt">
@@ -7217,7 +7217,7 @@
               </wp:anchor>
             </w:drawing>
           </mc:Choice>
-          <mc:Fallback>
+          <mc:Fallback xmlns:w16sdtdh="http://schemas.microsoft.com/office/word/2020/wordml/sdtdatahash" xmlns:w16="http://schemas.microsoft.com/office/word/2018/wordml" xmlns:w16cex="http://schemas.microsoft.com/office/word/2018/wordml/cex">
             <w:pict>
               <v:shape w14:anchorId="3A76630C" id="FS_Label_60" o:spid="_x0000_s1065" type="#_x0000_t202" alt="Figure 1. Revised System Architecture of FloodSense." style="position:absolute;left:0;text-align:left;margin-left:94.45pt;margin-top:787.55pt;width:364pt;height:18pt;z-index:251672576;visibility:visible;mso-wrap-style:square;mso-wrap-distance-left:9pt;mso-wrap-distance-top:0;mso-wrap-distance-right:9pt;mso-wrap-distance-bottom:0;mso-position-horizontal:absolute;mso-position-horizontal-relative:text;mso-position-vertical:absolute;mso-position-vertical-relative:text;v-text-anchor:middle" o:gfxdata="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" filled="f" stroked="f" strokeweight=".5pt">
                 <v:textbox inset="4pt,2pt,4pt,2pt">
@@ -7307,7 +7307,7 @@
               </wp:anchor>
             </w:drawing>
           </mc:Choice>
-          <mc:Fallback>
+          <mc:Fallback xmlns:w16sdtdh="http://schemas.microsoft.com/office/word/2020/wordml/sdtdatahash" xmlns:w16="http://schemas.microsoft.com/office/word/2018/wordml" xmlns:w16cex="http://schemas.microsoft.com/office/word/2018/wordml/cex">
             <w:pict>
               <v:shape w14:anchorId="7CAF5F66" id="Straight Arrow Connector 155" o:spid="_x0000_s1026" type="#_x0000_t32" style="position:absolute;margin-left:71.6pt;margin-top:413.7pt;width:90.4pt;height:.35pt;flip:x y;z-index:251673600;visibility:visible;mso-wrap-style:square;mso-wrap-distance-left:9pt;mso-wrap-distance-top:0;mso-wrap-distance-right:9pt;mso-wrap-distance-bottom:0;mso-position-horizontal:absolute;mso-position-horizontal-relative:text;mso-position-vertical:absolute;mso-position-vertical-relative:text" o:gfxdata="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" strokecolor="windowText" strokeweight="1pt">
                 <v:stroke endarrow="open"/>
@@ -7377,7 +7377,7 @@
               </wp:anchor>
             </w:drawing>
           </mc:Choice>
-          <mc:Fallback>
+          <mc:Fallback xmlns:w16sdtdh="http://schemas.microsoft.com/office/word/2020/wordml/sdtdatahash" xmlns:w16="http://schemas.microsoft.com/office/word/2018/wordml" xmlns:w16cex="http://schemas.microsoft.com/office/word/2018/wordml/cex">
             <w:pict>
               <v:line w14:anchorId="67F30D16" id="Straight Connector 168" o:spid="_x0000_s1026" style="position:absolute;flip:x;z-index:251674624;visibility:visible;mso-wrap-style:square;mso-wrap-distance-left:9pt;mso-wrap-distance-top:0;mso-wrap-distance-right:9pt;mso-wrap-distance-bottom:0;mso-position-horizontal:absolute;mso-position-horizontal-relative:text;mso-position-vertical:absolute;mso-position-vertical-relative:text" from="126.25pt,148.55pt" to="126.75pt,385.05pt" o:gfxdata="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" strokecolor="black [3213]" strokeweight="1pt">
                 <v:shadow on="t" color="black" opacity="24903f" origin=",.5" offset="0,.55556mm"/>
@@ -7452,7 +7452,7 @@
               </wp:anchor>
             </w:drawing>
           </mc:Choice>
-          <mc:Fallback>
+          <mc:Fallback xmlns:w16sdtdh="http://schemas.microsoft.com/office/word/2020/wordml/sdtdatahash" xmlns:w16="http://schemas.microsoft.com/office/word/2018/wordml" xmlns:w16cex="http://schemas.microsoft.com/office/word/2018/wordml/cex">
             <w:pict>
               <v:line w14:anchorId="266FE6C9" id="Straight Connector 170" o:spid="_x0000_s1026" style="position:absolute;flip:x y;z-index:251677696;visibility:visible;mso-wrap-style:square;mso-width-percent:0;mso-height-percent:0;mso-wrap-distance-left:9pt;mso-wrap-distance-top:0;mso-wrap-distance-right:9pt;mso-wrap-distance-bottom:0;mso-position-horizontal:absolute;mso-position-horizontal-relative:text;mso-position-vertical:absolute;mso-position-vertical-relative:text;mso-width-percent:0;mso-height-percent:0;mso-width-relative:margin;mso-height-relative:margin" from="65.75pt,252.9pt" to="129.3pt,252.9pt" o:gfxdata="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" strokecolor="black [3213]" strokeweight="1pt">
                 <v:shadow on="t" color="black" opacity="24903f" origin=",.5" offset="0,.55556mm"/>
@@ -7523,7 +7523,7 @@
               </wp:anchor>
             </w:drawing>
           </mc:Choice>
-          <mc:Fallback>
+          <mc:Fallback xmlns:w16sdtdh="http://schemas.microsoft.com/office/word/2020/wordml/sdtdatahash" xmlns:w16="http://schemas.microsoft.com/office/word/2018/wordml" xmlns:w16cex="http://schemas.microsoft.com/office/word/2018/wordml/cex">
             <w:pict>
               <v:shape w14:anchorId="41ECA9CB" id="Straight Arrow Connector 167" o:spid="_x0000_s1026" type="#_x0000_t32" style="position:absolute;margin-left:125.95pt;margin-top:253.1pt;width:35.5pt;height:0;flip:x;z-index:251677181;visibility:visible;mso-wrap-style:square;mso-wrap-distance-left:9pt;mso-wrap-distance-top:0;mso-wrap-distance-right:9pt;mso-wrap-distance-bottom:0;mso-position-horizontal:absolute;mso-position-horizontal-relative:text;mso-position-vertical:absolute;mso-position-vertical-relative:text" o:gfxdata="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" strokecolor="black [3213]" strokeweight="1pt">
                 <v:stroke startarrow="open"/>
@@ -7595,7 +7595,7 @@
               </wp:anchor>
             </w:drawing>
           </mc:Choice>
-          <mc:Fallback>
+          <mc:Fallback xmlns:w16sdtdh="http://schemas.microsoft.com/office/word/2020/wordml/sdtdatahash" xmlns:w16="http://schemas.microsoft.com/office/word/2018/wordml" xmlns:w16cex="http://schemas.microsoft.com/office/word/2018/wordml/cex">
             <w:pict>
               <v:shape w14:anchorId="193C45C8" id="Straight Arrow Connector 166" o:spid="_x0000_s1026" type="#_x0000_t32" style="position:absolute;margin-left:127.3pt;margin-top:201.1pt;width:35.5pt;height:0;flip:x;z-index:251676670;visibility:visible;mso-wrap-style:square;mso-wrap-distance-left:9pt;mso-wrap-distance-top:0;mso-wrap-distance-right:9pt;mso-wrap-distance-bottom:0;mso-position-horizontal:absolute;mso-position-horizontal-relative:text;mso-position-vertical:absolute;mso-position-vertical-relative:text" o:gfxdata="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" strokecolor="black [3213]" strokeweight="1pt">
                 <v:stroke startarrow="open"/>
@@ -7667,7 +7667,7 @@
               </wp:anchor>
             </w:drawing>
           </mc:Choice>
-          <mc:Fallback>
+          <mc:Fallback xmlns:w16sdtdh="http://schemas.microsoft.com/office/word/2020/wordml/sdtdatahash" xmlns:w16="http://schemas.microsoft.com/office/word/2018/wordml" xmlns:w16cex="http://schemas.microsoft.com/office/word/2018/wordml/cex">
             <w:pict>
               <v:shape w14:anchorId="7A519C49" id="Straight Arrow Connector 165" o:spid="_x0000_s1026" type="#_x0000_t32" style="position:absolute;margin-left:126.4pt;margin-top:149.1pt;width:35.5pt;height:0;flip:x;z-index:251676159;visibility:visible;mso-wrap-style:square;mso-wrap-distance-left:9pt;mso-wrap-distance-top:0;mso-wrap-distance-right:9pt;mso-wrap-distance-bottom:0;mso-position-horizontal:absolute;mso-position-horizontal-relative:text;mso-position-vertical:absolute;mso-position-vertical-relative:text" o:gfxdata="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" strokecolor="black [3213]" strokeweight="1pt">
                 <v:stroke startarrow="open"/>
@@ -7739,7 +7739,7 @@
               </wp:anchor>
             </w:drawing>
           </mc:Choice>
-          <mc:Fallback>
+          <mc:Fallback xmlns:w16sdtdh="http://schemas.microsoft.com/office/word/2020/wordml/sdtdatahash" xmlns:w16="http://schemas.microsoft.com/office/word/2018/wordml" xmlns:w16cex="http://schemas.microsoft.com/office/word/2018/wordml/cex">
             <w:pict>
               <v:shape w14:anchorId="1AAD5DF0" id="Straight Arrow Connector 159" o:spid="_x0000_s1026" type="#_x0000_t32" style="position:absolute;margin-left:395pt;margin-top:254.8pt;width:35.5pt;height:0;flip:x;z-index:251679744;visibility:visible;mso-wrap-style:square;mso-wrap-distance-left:9pt;mso-wrap-distance-top:0;mso-wrap-distance-right:9pt;mso-wrap-distance-bottom:0;mso-position-horizontal:absolute;mso-position-horizontal-relative:text;mso-position-vertical:absolute;mso-position-vertical-relative:text" o:gfxdata="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" strokecolor="black [3213]" strokeweight="1pt">
                 <v:stroke endarrow="open"/>
@@ -7811,7 +7811,7 @@
               </wp:anchor>
             </w:drawing>
           </mc:Choice>
-          <mc:Fallback>
+          <mc:Fallback xmlns:w16sdtdh="http://schemas.microsoft.com/office/word/2020/wordml/sdtdatahash" xmlns:w16="http://schemas.microsoft.com/office/word/2018/wordml" xmlns:w16cex="http://schemas.microsoft.com/office/word/2018/wordml/cex">
             <w:pict>
               <v:shape w14:anchorId="520122C8" id="Straight Arrow Connector 161" o:spid="_x0000_s1026" type="#_x0000_t32" style="position:absolute;margin-left:396.15pt;margin-top:557.8pt;width:35.5pt;height:0;flip:x;z-index:251681792;visibility:visible;mso-wrap-style:square;mso-wrap-distance-left:9pt;mso-wrap-distance-top:0;mso-wrap-distance-right:9pt;mso-wrap-distance-bottom:0;mso-position-horizontal:absolute;mso-position-horizontal-relative:text;mso-position-vertical:absolute;mso-position-vertical-relative:text" o:gfxdata="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" strokecolor="black [3213]" strokeweight="1pt">
                 <v:stroke endarrow="open"/>
@@ -7883,7 +7883,7 @@
               </wp:anchor>
             </w:drawing>
           </mc:Choice>
-          <mc:Fallback>
+          <mc:Fallback xmlns:w16sdtdh="http://schemas.microsoft.com/office/word/2020/wordml/sdtdatahash" xmlns:w16="http://schemas.microsoft.com/office/word/2018/wordml" xmlns:w16cex="http://schemas.microsoft.com/office/word/2018/wordml/cex">
             <w:pict>
               <v:shape w14:anchorId="0FE13FEB" id="Straight Arrow Connector 160" o:spid="_x0000_s1026" type="#_x0000_t32" style="position:absolute;margin-left:395pt;margin-top:403.4pt;width:35.5pt;height:0;flip:x;z-index:251680768;visibility:visible;mso-wrap-style:square;mso-wrap-distance-left:9pt;mso-wrap-distance-top:0;mso-wrap-distance-right:9pt;mso-wrap-distance-bottom:0;mso-position-horizontal:absolute;mso-position-horizontal-relative:text;mso-position-vertical:absolute;mso-position-vertical-relative:text" o:gfxdata="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" strokecolor="black [3213]" strokeweight="1pt">
                 <v:stroke endarrow="open"/>
@@ -7955,7 +7955,7 @@
               </wp:anchor>
             </w:drawing>
           </mc:Choice>
-          <mc:Fallback>
+          <mc:Fallback xmlns:w16sdtdh="http://schemas.microsoft.com/office/word/2020/wordml/sdtdatahash" xmlns:w16="http://schemas.microsoft.com/office/word/2018/wordml" xmlns:w16cex="http://schemas.microsoft.com/office/word/2018/wordml/cex">
             <w:pict>
               <v:shape w14:anchorId="7E890B0A" id="Straight Arrow Connector 158" o:spid="_x0000_s1026" type="#_x0000_t32" style="position:absolute;margin-left:395.6pt;margin-top:202.4pt;width:35.5pt;height:0;flip:x;z-index:251678720;visibility:visible;mso-wrap-style:square;mso-wrap-distance-left:9pt;mso-wrap-distance-top:0;mso-wrap-distance-right:9pt;mso-wrap-distance-bottom:0;mso-position-horizontal:absolute;mso-position-horizontal-relative:text;mso-position-vertical:absolute;mso-position-vertical-relative:text" o:gfxdata="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" strokecolor="black [3213]" strokeweight="1pt">
                 <v:stroke endarrow="open"/>
@@ -8785,7 +8785,7 @@
 </file>
 
 <file path=word/numbering.xml><?xml version="1.0" encoding="utf-8"?>
-<w:numbering xmlns:wpc="http://schemas.microsoft.com/office/word/2010/wordprocessingCanvas" xmlns:cx="http://schemas.microsoft.com/office/drawing/2014/chartex" xmlns:cx1="http://schemas.microsoft.com/office/drawing/2015/9/8/chartex" xmlns:cx2="http://schemas.microsoft.com/office/drawing/2015/10/21/chartex" xmlns:cx3="http://schemas.microsoft.com/office/drawing/2016/5/9/chartex" xmlns:cx4="http://schemas.microsoft.com/office/drawing/2016/5/10/chartex" xmlns:cx5="http://schemas.microsoft.com/office/drawing/2016/5/11/chartex" xmlns:cx6="http://schemas.microsoft.com/office/drawing/2016/5/12/chartex" xmlns:cx7="http://schemas.microsoft.com/office/drawing/2016/5/13/chartex" xmlns:cx8="http://schemas.microsoft.com/office/drawing/2016/5/14/chartex" xmlns:mc="http://schemas.openxmlformats.org/markup-compatibility/2006" xmlns:aink="http://schemas.microsoft.com/office/drawing/2016/ink" xmlns:am3d="http://schemas.microsoft.com/office/drawing/2017/model3d" xmlns:o="urn:schemas-microsoft-com:office:office" xmlns:r="http://schemas.openxmlformats.org/officeDocument/2006/relationships" xmlns:m="http://schemas.openxmlformats.org/officeDocument/2006/math" xmlns:v="urn:schemas-microsoft-com:vml" xmlns:wp14="http://schemas.microsoft.com/office/word/2010/wordprocessingDrawing" xmlns:wp="http://schemas.openxmlformats.org/drawingml/2006/wordprocessingDrawing" xmlns:w10="urn:schemas-microsoft-com:office:word" xmlns:w="http://schemas.openxmlformats.org/wordprocessingml/2006/main" xmlns:w14="http://schemas.microsoft.com/office/word/2010/wordml" xmlns:w15="http://schemas.microsoft.com/office/word/2012/wordml" xmlns:w16cex="http://schemas.microsoft.com/office/word/2018/wordml/cex" xmlns:w16cid="http://schemas.microsoft.com/office/word/2016/wordml/cid" xmlns:w16="http://schemas.microsoft.com/office/word/2018/wordml" xmlns:w16sdtdh="http://schemas.microsoft.com/office/word/2020/wordml/sdtdatahash" xmlns:w16se="http://schemas.microsoft.com/office/word/2015/wordml/symex" xmlns:wpg="http://schemas.microsoft.com/office/word/2010/wordprocessingGroup" xmlns:wpi="http://schemas.microsoft.com/office/word/2010/wordprocessingInk" xmlns:wne="http://schemas.microsoft.com/office/word/2006/wordml" xmlns:wps="http://schemas.microsoft.com/office/word/2010/wordprocessingShape" mc:Ignorable="w14 w15 w16se w16cid w16 w16cex w16sdtdh wp14">
+<w:numbering xmlns:wpc="http://schemas.microsoft.com/office/word/2010/wordprocessingCanvas" xmlns:cx="http://schemas.microsoft.com/office/drawing/2014/chartex" xmlns:cx1="http://schemas.microsoft.com/office/drawing/2015/9/8/chartex" xmlns:cx2="http://schemas.microsoft.com/office/drawing/2015/10/21/chartex" xmlns:cx3="http://schemas.microsoft.com/office/drawing/2016/5/9/chartex" xmlns:cx4="http://schemas.microsoft.com/office/drawing/2016/5/10/chartex" xmlns:cx5="http://schemas.microsoft.com/office/drawing/2016/5/11/chartex" xmlns:cx6="http://schemas.microsoft.com/office/drawing/2016/5/12/chartex" xmlns:cx7="http://schemas.microsoft.com/office/drawing/2016/5/13/chartex" xmlns:cx8="http://schemas.microsoft.com/office/drawing/2016/5/14/chartex" xmlns:mc="http://schemas.openxmlformats.org/markup-compatibility/2006" xmlns:aink="http://schemas.microsoft.com/office/drawing/2016/ink" xmlns:am3d="http://schemas.microsoft.com/office/drawing/2017/model3d" xmlns:o="urn:schemas-microsoft-com:office:office" xmlns:r="http://schemas.openxmlformats.org/officeDocument/2006/relationships" xmlns:m="http://schemas.openxmlformats.org/officeDocument/2006/math" xmlns:v="urn:schemas-microsoft-com:vml" xmlns:wp14="http://schemas.microsoft.com/office/word/2010/wordprocessingDrawing" xmlns:wp="http://schemas.openxmlformats.org/drawingml/2006/wordprocessingDrawing" xmlns:w10="urn:schemas-microsoft-com:office:word" xmlns:w="http://schemas.openxmlformats.org/wordprocessingml/2006/main" xmlns:w14="http://schemas.microsoft.com/office/word/2010/wordml" xmlns:w15="http://schemas.microsoft.com/office/word/2012/wordml" xmlns:w16cid="http://schemas.microsoft.com/office/word/2016/wordml/cid" xmlns:w16se="http://schemas.microsoft.com/office/word/2015/wordml/symex" xmlns:wpg="http://schemas.microsoft.com/office/word/2010/wordprocessingGroup" xmlns:wpi="http://schemas.microsoft.com/office/word/2010/wordprocessingInk" xmlns:wne="http://schemas.microsoft.com/office/word/2006/wordml" xmlns:wps="http://schemas.microsoft.com/office/word/2010/wordprocessingShape" mc:Ignorable="w14 w15 w16se w16cid wp14">
   <w:abstractNum w:abstractNumId="0" w15:restartNumberingAfterBreak="0">
     <w:nsid w:val="FFFFFF7C"/>
     <w:multiLevelType w:val="singleLevel"/>
@@ -8977,7 +8977,7 @@
 </file>
 
 <file path=word/styles.xml><?xml version="1.0" encoding="utf-8"?>
-<w:styles xmlns:mc="http://schemas.openxmlformats.org/markup-compatibility/2006" xmlns:r="http://schemas.openxmlformats.org/officeDocument/2006/relationships" xmlns:w="http://schemas.openxmlformats.org/wordprocessingml/2006/main" xmlns:w14="http://schemas.microsoft.com/office/word/2010/wordml" xmlns:w15="http://schemas.microsoft.com/office/word/2012/wordml" xmlns:w16cex="http://schemas.microsoft.com/office/word/2018/wordml/cex" xmlns:w16cid="http://schemas.microsoft.com/office/word/2016/wordml/cid" xmlns:w16="http://schemas.microsoft.com/office/word/2018/wordml" xmlns:w16sdtdh="http://schemas.microsoft.com/office/word/2020/wordml/sdtdatahash" xmlns:w16se="http://schemas.microsoft.com/office/word/2015/wordml/symex" mc:Ignorable="w14 w15 w16se w16cid w16 w16cex w16sdtdh">
+<w:styles xmlns:mc="http://schemas.openxmlformats.org/markup-compatibility/2006" xmlns:r="http://schemas.openxmlformats.org/officeDocument/2006/relationships" xmlns:w="http://schemas.openxmlformats.org/wordprocessingml/2006/main" xmlns:w14="http://schemas.microsoft.com/office/word/2010/wordml" xmlns:w15="http://schemas.microsoft.com/office/word/2012/wordml" xmlns:w16cid="http://schemas.microsoft.com/office/word/2016/wordml/cid" xmlns:w16se="http://schemas.microsoft.com/office/word/2015/wordml/symex" mc:Ignorable="w14 w15 w16se w16cid">
   <w:docDefaults>
     <w:rPrDefault>
       <w:rPr>
@@ -8993,7 +8993,7 @@
       </w:pPr>
     </w:pPrDefault>
   </w:docDefaults>
-  <w:latentStyles w:defLockedState="0" w:defUIPriority="99" w:defSemiHidden="0" w:defUnhideWhenUsed="0" w:defQFormat="0" w:count="376">
+  <w:latentStyles w:defLockedState="0" w:defUIPriority="99" w:defSemiHidden="0" w:defUnhideWhenUsed="0" w:defQFormat="0" w:count="375">
     <w:lsdException w:name="Normal" w:uiPriority="0" w:qFormat="1"/>
     <w:lsdException w:name="heading 1" w:uiPriority="9" w:qFormat="1"/>
     <w:lsdException w:name="heading 2" w:semiHidden="1" w:uiPriority="9" w:unhideWhenUsed="1" w:qFormat="1"/>
@@ -9360,7 +9360,6 @@
     <w:lsdException w:name="Smart Hyperlink" w:semiHidden="1" w:unhideWhenUsed="1"/>
     <w:lsdException w:name="Hashtag" w:semiHidden="1" w:unhideWhenUsed="1"/>
     <w:lsdException w:name="Unresolved Mention" w:semiHidden="1" w:unhideWhenUsed="1"/>
-    <w:lsdException w:name="Smart Link" w:semiHidden="1" w:unhideWhenUsed="1"/>
   </w:latentStyles>
   <w:style w:type="paragraph" w:default="1" w:styleId="Normal">
     <w:name w:val="Normal"/>
@@ -9587,6 +9586,7 @@
   <w:style w:type="character" w:default="1" w:styleId="DefaultParagraphFont">
     <w:name w:val="Default Paragraph Font"/>
     <w:uiPriority w:val="1"/>
+    <w:semiHidden/>
     <w:unhideWhenUsed/>
   </w:style>
   <w:style w:type="table" w:default="1" w:styleId="TableNormal">
@@ -20692,7 +20692,7 @@
 </file>
 
 <file path=customXml/itemProps1.xml><?xml version="1.0" encoding="utf-8"?>
-<ds:datastoreItem xmlns:ds="http://schemas.openxmlformats.org/officeDocument/2006/customXml" ds:itemID="{EF278816-EC6F-A645-907D-7F25AECB1D4A}">
+<ds:datastoreItem xmlns:ds="http://schemas.openxmlformats.org/officeDocument/2006/customXml" ds:itemID="{D706EF3E-6FA4-49D8-997A-E4AF419A8F8C}">
   <ds:schemaRefs>
     <ds:schemaRef ds:uri="http://schemas.openxmlformats.org/officeDocument/2006/bibliography"/>
   </ds:schemaRefs>
